--- a/documents/docx_templates/platform_note_template.docx
+++ b/documents/docx_templates/platform_note_template.docx
@@ -375,7 +375,7 @@
     </w:p>
     <w:p>
       <w:r>
-        <w:t>Échantillons : {{SAMPLE_TABLE}}</w:t>
+        <w:t>Échantillons : {{SAMPLE_SUMMARY}}</w:t>
       </w:r>
     </w:p>
     <w:p>
@@ -388,7 +388,7 @@
     </w:p>
     <w:p>
       <w:r>
-        <w:t>Budget annuel par étudiant : 200 000 DZD</w:t>
+        <w:t>Budget annuel par étudiant : 200 000 DA</w:t>
       </w:r>
     </w:p>
     <w:p>
